--- a/state-vignettes/oregon_highway_report.docx
+++ b/state-vignettes/oregon_highway_report.docx
@@ -10,12 +10,12 @@
         <w:rPr>
           <w:color w:val="FF5500"/>
         </w:rPr>
-        <w:t>Oregon Ranks 33rd in the Nation in Highway Performance and Cost-Effectiveness</w:t>
+        <w:t>Oregon Ranks 28th in the Nation in Highway Performance and Cost-Effectiveness</w:t>
       </w:r>
     </w:p>
     <w:p>
       <w:r>
-        <w:t>Oregon’s highway system ranks 33rd in the nation in overall cost-effectiveness and condition.</w:t>
+        <w:t>Oregon’s highway system ranks 28th in the nation in overall cost-effectiveness and condition.</w:t>
       </w:r>
     </w:p>
     <w:p>
@@ -25,42 +25,42 @@
     </w:p>
     <w:p>
       <w:r>
-        <w:t>In safety and condition categories, Oregon’s highways rank 19th in urban Interstate pavement condition, 15th in rural Interstate pavement condition, 23rd in urban arterial pavement condition, 24th in rural arterial pavement condition, 15th in structurally deficient bridges, 36th in urban fatality rate, and 47th in rural fatality rate.</w:t>
+        <w:t>In safety and condition categories, Oregon’s highways rank 18th in urban Interstate pavement condition, 12th in rural Interstate pavement condition, 27th in urban arterial pavement condition, 13th in rural arterial pavement condition, 15th in structurally deficient bridges, 34th in urban fatality rate, and 45th in rural fatality rate.</w:t>
       </w:r>
     </w:p>
     <w:p>
       <w:r>
-        <w:t>Oregon ranks 34th out of the 50 states in traffic congestion, and its drivers spend 27.32 hours a year stuck in traffic congestion.</w:t>
+        <w:t>Oregon ranks 33rd out of the 50 states in traffic congestion, and its drivers spend 27.5 hours a year stuck in traffic congestion.</w:t>
       </w:r>
     </w:p>
     <w:p>
       <w:r>
-        <w:t>In spending and cost-effectiveness, Oregon ranks 40th in capital and bridge disbursements, which are the costs of building new roads and bridges and widening existing ones. Oregon ranks 41st in maintenance spending, such as the costs of repaving roads and filling in potholes. Oregon’s administrative disbursements, including office spending that doesn’t make its way to roads, rank 40th nationwide.</w:t>
+        <w:t>In spending and cost-effectiveness, Oregon ranks 28th in capital and bridge disbursements, which are the costs of building new roads and bridges and widening existing ones. Oregon ranks 39th in maintenance spending, such as the costs of repaving roads and filling in potholes. Oregon’s administrative disbursements, including office spending that doesn’t make its way to roads, rank 40th nationwide.</w:t>
       </w:r>
     </w:p>
     <w:p>
       <w:r>
-        <w:t>Compared to last year, Oregon has the following notable changes in rankings: Urbanized Area Congestion improved by 7 points, from 41 to 34; Capital &amp; Bridge Disbursements worsened by 6 points, from 34 to 40; Maintenance Disbursements improved by 6 points, from 47 to 41.</w:t>
+        <w:t>Compared to last year, Oregon has the following notable changes in rankings: Overall improved by 5 points, from 33 to 28; Capital &amp; Bridge Disbursements improved by 12 points, from 40 to 28; Rural Other Principal Arterial Pavement Condition improved by 11 points, from 24 to 13.</w:t>
       </w:r>
     </w:p>
     <w:p>
       <w:r>
-        <w:t>Compared to neighboring and nearby states, Oregon’s overall highway performance is better than Washington (48th) and California (49th); worse than Idaho (26th) and Nevada (25th).</w:t>
+        <w:t>Compared to neighboring and nearby states, Oregon’s overall highway performance is better than Washington (49th) and California (47th); worse than Idaho (20th) and Nevada (26th).</w:t>
       </w:r>
     </w:p>
     <w:p>
       <w:r>
-        <w:t>Comparing its overall performance to similarly populated states, Oregon ranks better than Oklahoma (45th); worse than Kentucky (15th).</w:t>
+        <w:t>Comparing its overall performance to similarly populated states, Oregon ranks better than Oklahoma (43rd); worse than Kentucky (11th).</w:t>
       </w:r>
     </w:p>
     <w:p>
       <w:r>
-        <w:t>Oregon’s highway system ranks 33rd out of 50 states overall this year, compared to 35th last year.</w:t>
+        <w:t>Oregon’s highway system ranks 28th out of 50 states overall this year, compared to 33rd last year.</w:t>
       </w:r>
     </w:p>
     <w:p>
       <w:r>
-        <w:t>“In terms of improving in the road condition and performance categories, Oregon should focus on reducing Rural Fatality Rate and Other Fatality Rate. Oregon’s rank of 47th in Rural Fatality Rate makes it one of the worst in the nation for this safety metric,” said Baruch Feigenbaum, lead author of the 29th Annual Highway Report and senior managing director of transportation policy at Reason Foundation.</w:t>
+        <w:t>“In terms of improving in the road condition and performance categories, Oregon should focus on reducing Rural Fatality Rate and Administrative Disbursements. Oregon’s rank of 45th in Rural Fatality Rate makes it one of the worst in the nation for this safety metric,” said Baruch Feigenbaum, lead author of the 30th Annual Highway Report and senior managing director of transportation policy at Reason Foundation.</w:t>
       </w:r>
     </w:p>
     <w:p>
@@ -70,7 +70,7 @@
           <w:color w:val="FF5500"/>
           <w:sz w:val="28"/>
         </w:rPr>
-        <w:t>OREGON’S RANKINGS IN THE 29TH ANNUAL HIGHWAY REPORT</w:t>
+        <w:t>OREGON’S RANKINGS IN THE 30TH ANNUAL HIGHWAY REPORT</w:t>
       </w:r>
     </w:p>
     <w:tbl>
@@ -148,7 +148,7 @@
               <w:rPr>
                 <w:sz w:val="20"/>
               </w:rPr>
-              <w:t>33</w:t>
+              <w:t>28</w:t>
             </w:r>
           </w:p>
         </w:tc>
@@ -179,7 +179,7 @@
               <w:rPr>
                 <w:sz w:val="20"/>
               </w:rPr>
-              <w:t>40</w:t>
+              <w:t>28</w:t>
             </w:r>
           </w:p>
         </w:tc>
@@ -212,7 +212,7 @@
               <w:rPr>
                 <w:sz w:val="20"/>
               </w:rPr>
-              <w:t>41</w:t>
+              <w:t>39</w:t>
             </w:r>
           </w:p>
         </w:tc>
@@ -276,7 +276,7 @@
               <w:rPr>
                 <w:sz w:val="20"/>
               </w:rPr>
-              <w:t>37</w:t>
+              <w:t>38</w:t>
             </w:r>
           </w:p>
         </w:tc>
@@ -307,7 +307,7 @@
               <w:rPr>
                 <w:sz w:val="20"/>
               </w:rPr>
-              <w:t>15</w:t>
+              <w:t>12</w:t>
             </w:r>
           </w:p>
         </w:tc>
@@ -340,7 +340,7 @@
               <w:rPr>
                 <w:sz w:val="20"/>
               </w:rPr>
-              <w:t>24</w:t>
+              <w:t>13</w:t>
             </w:r>
           </w:p>
         </w:tc>
@@ -371,7 +371,7 @@
               <w:rPr>
                 <w:sz w:val="20"/>
               </w:rPr>
-              <w:t>19</w:t>
+              <w:t>18</w:t>
             </w:r>
           </w:p>
         </w:tc>
@@ -404,7 +404,7 @@
               <w:rPr>
                 <w:sz w:val="20"/>
               </w:rPr>
-              <w:t>23</w:t>
+              <w:t>27</w:t>
             </w:r>
           </w:p>
         </w:tc>
@@ -435,7 +435,7 @@
               <w:rPr>
                 <w:sz w:val="20"/>
               </w:rPr>
-              <w:t>34</w:t>
+              <w:t>33</w:t>
             </w:r>
           </w:p>
         </w:tc>
@@ -499,7 +499,7 @@
               <w:rPr>
                 <w:sz w:val="20"/>
               </w:rPr>
-              <w:t>47</w:t>
+              <w:t>45</w:t>
             </w:r>
           </w:p>
         </w:tc>
@@ -532,7 +532,7 @@
               <w:rPr>
                 <w:sz w:val="20"/>
               </w:rPr>
-              <w:t>36</w:t>
+              <w:t>34</w:t>
             </w:r>
           </w:p>
         </w:tc>
@@ -563,7 +563,7 @@
               <w:rPr>
                 <w:sz w:val="20"/>
               </w:rPr>
-              <w:t>41</w:t>
+              <w:t>38</w:t>
             </w:r>
           </w:p>
         </w:tc>
@@ -572,12 +572,12 @@
     <w:p>
       <w:r>
         <w:br/>
-        <w:t>Reason Foundation’s 29th Annual Highway Report measures the condition and cost- effectiveness of state-controlled highways in 13 categories, including pavement and bridge conditions, traffic fatalities, and spending. In the performance categories, ranking first implies the state has the best or lowest fatality rate and its road pavement is in the best condition. A ranking of 50th in performance categories means the state has the worst fatality rates or pavement conditions. In simplified terms, in the cost-effectiveness categories, a rank of 50 means the state spends more money, and a first-place ranking means the state spends less money than other states in that category.</w:t>
+        <w:t>Reason Foundation’s 30th Annual Highway Report measures the condition and cost-effectiveness of state-controlled highways in 13 categories, including pavement and bridge conditions, traffic fatalities, and spending. In the performance categories, ranking first implies the state has the best or lowest fatality rate and its road pavement is in the best condition. A ranking of 50th in performance categories means the state has the worst fatality rates or pavement conditions. In simplified terms, in the cost-effectiveness categories, a rank of 50 means the state spends more money, and a first-place ranking means the state spends less money than other states in that category.</w:t>
       </w:r>
     </w:p>
     <w:p>
       <w:r>
-        <w:t>The report’s data are primarily information each state directly reported to the Federal Highway Administration for 2023. Better Roads and Bridges provides the deficient bridge data, and INRIX.com provides the traffic congestion data.</w:t>
+        <w:t>The report’s data are primarily information each state directly reported to the Federal Highway Administration for 2024. Better Roads and Bridges provides the deficient bridge data, and INRIX.com provides the traffic congestion data.</w:t>
       </w:r>
     </w:p>
     <w:sectPr>
